--- a/reports/hyderabad-old-city-sir-2026-report.docx
+++ b/reports/hyderabad-old-city-sir-2026-report.docx
@@ -1163,7 +1163,7 @@
           <w:b w:val="0"/>
           <w:i w:val="0"/>
         </w:rPr>
-        <w:t>Malakpet's list is read by polling-station name, which gives 60 stations rather than parts, and it is incomplete: it holds 1,42,688 names struck off against the 1,47,799 the Sabar Institute counted in the published Malakpet list. For the other four constituencies the two counts agree exactly.</w:t>
+        <w:t>Malakpet's list is read by polling-station name, which gives 60 stations rather than parts, and it is incomplete: it holds 1,42,688 names struck off against the 1,47,799 in an independent count of the published Malakpet list. For the other four constituencies the two counts agree exactly.</w:t>
       </w:r>
     </w:p>
     <w:p>
